--- a/docs/CatSight_Business_and_Domain_Guide.docx
+++ b/docs/CatSight_Business_and_Domain_Guide.docx
@@ -35,7 +35,7 @@
         <w:br/>
         <w:t>Live URL: https://catsight-api-342162443546.us-central1.run.app | Code: https://github.com/venketraj/catsight-ai-buildercup-2026</w:t>
         <w:br/>
-        <w:t>Demo Video (&lt; 3 min): [VIDEO_LINK_PLACEHOLDER — Insert Public YouTube / Demo Video URL (&lt; 3:00)]</w:t>
+        <w:t>Demo Video (&lt; 3 min): https://drive.google.com/file/d/14Yv-A-KtVksOgRxOxafZcEKFBUvFumQi/view?usp=sharing</w:t>
       </w:r>
     </w:p>
     <w:tbl>
@@ -75,7 +75,7 @@
               <w:rPr>
                 <w:sz w:val="21"/>
               </w:rPr>
-              <w:t>This guide translates the entire CatSight project (synced to the final submission build, 874 automated tests, and 14-slide official AI Builder Cup submission deck) into everyday business language. It demystifies every reinsurance formula, explains why primary insurers and reinsurers argue over millions of dollars after natural disasters, and shows how CatSight delivers a verified portfolio view in 0.7–1.0 seconds (math) and ~10–12 seconds p50 (full AI wording check).</w:t>
+              <w:t>This guide translates the entire CatSight project (synced to the final submission build, 870+ automated tests, and 14-slide official AI Builder Cup submission deck) into everyday business language. It demystifies every reinsurance formula, explains why primary insurers and reinsurers argue over millions of dollars after natural disasters, and shows how CatSight delivers a verified portfolio view in 0.7–1.0 seconds (math) and ~10–12 seconds p50 (full AI wording check).</w:t>
             </w:r>
           </w:p>
         </w:tc>
@@ -1511,7 +1511,7 @@
         <w:rPr>
           <w:i w:val="0"/>
         </w:rPr>
-        <w:t>Every money figure in CatSight comes from deterministic Python using exact Decimal math (874 automated tests: 861 unit + 13 live). Here are the two core worked examples from our documentation (`docs/DOMAIN_PRIMER.md` and `docs/MONEY_MOMENT.md`):</w:t>
+        <w:t>Every money figure in CatSight comes from deterministic Python using exact Decimal math (870+ automated tests: 870+ offline + 13 opt-in live). Here are the two core worked examples from our documentation (`docs/DOMAIN_PRIMER.md` and `docs/MONEY_MOMENT.md`):</w:t>
       </w:r>
     </w:p>
     <w:p>
@@ -3166,7 +3166,7 @@
               <w:rPr>
                 <w:sz w:val="19"/>
               </w:rPr>
-              <w:t>874 automated tests (`Decimal` half-up; 861 unit + 13 live)</w:t>
+              <w:t>870+ automated tests (`Decimal` half-up; 870+ offline + 13 opt-in live)</w:t>
             </w:r>
           </w:p>
         </w:tc>

--- a/docs/CatSight_Business_and_Domain_Guide.docx
+++ b/docs/CatSight_Business_and_Domain_Guide.docx
@@ -75,7 +75,7 @@
               <w:rPr>
                 <w:sz w:val="21"/>
               </w:rPr>
-              <w:t>This guide translates the entire CatSight project (synced to the final submission build, 870+ automated tests, and 14-slide official AI Builder Cup submission deck) into everyday business language. It demystifies every reinsurance formula, explains why primary insurers and reinsurers argue over millions of dollars after natural disasters, and shows how CatSight delivers a verified portfolio view in 0.7–1.0 seconds (math) and ~10–12 seconds p50 (full AI wording check).</w:t>
+              <w:t>This guide translates the entire CatSight project (synced to the final submission build, 870+ offline tests + 13 opt-in live tests, and 14-slide official AI Builder Cup submission deck) into everyday business language. It demystifies every reinsurance formula, explains why primary insurers and reinsurers argue over millions of dollars after natural disasters, and shows how CatSight delivers a verified portfolio view in 0.7–1.0 seconds (math) and ~10–12 seconds p50 (full AI wording check).</w:t>
             </w:r>
           </w:p>
         </w:tc>
@@ -1511,7 +1511,7 @@
         <w:rPr>
           <w:i w:val="0"/>
         </w:rPr>
-        <w:t>Every money figure in CatSight comes from deterministic Python using exact Decimal math (870+ automated tests: 870+ offline + 13 opt-in live). Here are the two core worked examples from our documentation (`docs/DOMAIN_PRIMER.md` and `docs/MONEY_MOMENT.md`):</w:t>
+        <w:t>Every money figure in CatSight comes from deterministic Python using exact Decimal math (870+ offline tests + 13 opt-in live tests). Here are the two core worked examples from our documentation (`docs/DOMAIN_PRIMER.md` and `docs/MONEY_MOMENT.md`):</w:t>
       </w:r>
     </w:p>
     <w:p>
@@ -3166,7 +3166,7 @@
               <w:rPr>
                 <w:sz w:val="19"/>
               </w:rPr>
-              <w:t>870+ automated tests (`Decimal` half-up; 870+ offline + 13 opt-in live)</w:t>
+              <w:t>870+ offline tests + 13 opt-in live tests (`Decimal` half-up)</w:t>
             </w:r>
           </w:p>
         </w:tc>

--- a/docs/CatSight_Business_and_Domain_Guide.docx
+++ b/docs/CatSight_Business_and_Domain_Guide.docx
@@ -75,7 +75,7 @@
               <w:rPr>
                 <w:sz w:val="21"/>
               </w:rPr>
-              <w:t>This guide translates the entire CatSight project (synced to the final submission build, 870+ offline tests + 13 opt-in live tests, and 14-slide official AI Builder Cup submission deck) into everyday business language. It demystifies every reinsurance formula, explains why primary insurers and reinsurers argue over millions of dollars after natural disasters, and shows how CatSight delivers a verified portfolio view in 0.7–1.0 seconds (math) and ~10–12 seconds p50 (full AI wording check).</w:t>
+              <w:t>This guide translates the entire CatSight project (synced to the final submission build, 870+ offline tests + 13 opt-in live tests, and 14-slide official AI Builder Cup submission deck) into everyday business language. It demystifies every reinsurance formula, explains why primary insurers and reinsurers argue over millions of dollars after natural disasters, and shows how CatSight delivers a verified portfolio view in 0.7 seconds (math) and 11.3 seconds p50 (full AI wording check).</w:t>
             </w:r>
           </w:p>
         </w:tc>
@@ -606,7 +606,7 @@
               <w:rPr>
                 <w:sz w:val="19"/>
               </w:rPr>
-              <w:t>0.7–1.0s (math) · ~10–12s p50 (verified AI flags)</w:t>
+              <w:t>0.7s (math) · 11.3s p50 (verified AI flags)</w:t>
             </w:r>
           </w:p>
         </w:tc>
@@ -2573,7 +2573,7 @@
         <w:rPr>
           <w:i w:val="0"/>
         </w:rPr>
-        <w:t>Within 0.7–1.0 seconds, the deterministic loss engine matches all 24 treaties (13 matched, 11 excluded with reasons—e.g., PHL or TWN territory) and computes gross loss ($733.04M), insurer retention ($242.12M), all reinsurers ($490.92M), and Lion Re's net ($70.36M). Clicking 'How was this calculated?' shows every treaty's region-by-region damage and layer formulas.</w:t>
+        <w:t>Within 0.7 seconds (p50), the deterministic loss engine matches all 24 treaties (13 matched, 11 excluded with reasons—e.g., PHL or TWN territory) and computes gross loss ($733.04M), insurer retention ($242.12M), all reinsurers ($490.92M), and Lion Re's net ($70.36M). Clicking 'How was this calculated?' shows every treaty's region-by-region damage and layer formulas.</w:t>
       </w:r>
     </w:p>
     <w:p>
@@ -3191,7 +3191,7 @@
               <w:rPr>
                 <w:sz w:val="19"/>
               </w:rPr>
-              <w:t>Time to money on screen (two 5-run live benchmarks)</w:t>
+              <w:t>Time to money on screen (10-run live benchmark)</w:t>
             </w:r>
           </w:p>
         </w:tc>
@@ -3214,7 +3214,7 @@
               <w:rPr>
                 <w:sz w:val="19"/>
               </w:rPr>
-              <w:t>0.7–1.0 s p50 (0.6–1.1 s)</w:t>
+              <w:t>0.7 s p50 (0.5–1.1 s)</w:t>
             </w:r>
           </w:p>
         </w:tc>
@@ -3285,7 +3285,7 @@
               <w:rPr>
                 <w:sz w:val="19"/>
               </w:rPr>
-              <w:t>9.8–12.1 s p50 (8.0–31.2 s)</w:t>
+              <w:t>11.3 s p50 (7.8–19.3 s)</w:t>
             </w:r>
           </w:p>
         </w:tc>
@@ -3356,7 +3356,7 @@
               <w:rPr>
                 <w:sz w:val="19"/>
               </w:rPr>
-              <w:t>$0.0094–$0.0102 p50 ($0.0081–$0.0126)</w:t>
+              <w:t>$0.0097 p50 ($0.0081–$0.0140)</w:t>
             </w:r>
           </w:p>
         </w:tc>
@@ -3427,7 +3427,7 @@
               <w:rPr>
                 <w:sz w:val="19"/>
               </w:rPr>
-              <w:t>20.3 s · $0.0040</w:t>
+              <w:t>8.0 s p50 · $0.0052 p50 (8/8 verified)</w:t>
             </w:r>
           </w:p>
         </w:tc>
@@ -3450,7 +3450,7 @@
               <w:rPr>
                 <w:sz w:val="19"/>
               </w:rPr>
-              <w:t>Parallel counsel on 3.5 Flash-Lite, Arbiter on 3.8 Flash</w:t>
+              <w:t>Parallel counsel on 3.5 Flash-Lite, Arbiter on 3.8 Flash; 8 of 8 verified</w:t>
             </w:r>
           </w:p>
         </w:tc>

--- a/docs/CatSight_Business_and_Domain_Guide.docx
+++ b/docs/CatSight_Business_and_Domain_Guide.docx
@@ -3427,7 +3427,7 @@
               <w:rPr>
                 <w:sz w:val="19"/>
               </w:rPr>
-              <w:t>8.0 s p50 · $0.0052 p50 (8/8 verified)</w:t>
+              <w:t>8.0 s p50 · $0.0052 p50</w:t>
             </w:r>
           </w:p>
         </w:tc>
@@ -3450,7 +3450,7 @@
               <w:rPr>
                 <w:sz w:val="19"/>
               </w:rPr>
-              <w:t>Parallel counsel on 3.5 Flash-Lite, Arbiter on 3.8 Flash; 8 of 8 verified</w:t>
+              <w:t>Ran in 8 of 10 live analyses (skipped in 2 when the verifier withheld the T-004 flag); both sides verified in all 8.</w:t>
             </w:r>
           </w:p>
         </w:tc>
